--- a/DX-new.docx
+++ b/DX-new.docx
@@ -470,7 +470,16 @@
                 <w:sz w:val="24"/>
                 <w:szCs w:val="24"/>
               </w:rPr>
-              <w:t>CB QUẢN LÝ CHẤT LƯỢNG</w:t>
+              <w:t xml:space="preserve">CB QUẢN LÝ </w:t>
+            </w:r>
+            <w:r>
+              <w:rPr>
+                <w:rFonts w:ascii="Times New Roman" w:hAnsi="Times New Roman" w:cs="Times New Roman"/>
+                <w:b/>
+                <w:sz w:val="24"/>
+                <w:szCs w:val="24"/>
+              </w:rPr>
+              <w:t>CHẤT LƯỢNG</w:t>
             </w:r>
           </w:p>
           <w:p>
@@ -539,7 +548,7 @@
                 <w:sz w:val="24"/>
                 <w:szCs w:val="24"/>
               </w:rPr>
-              <w:t>TRẦN THANH XUÂN</w:t>
+              <w:t>HÀNG THỊ THANH THANH</w:t>
             </w:r>
           </w:p>
         </w:tc>
